--- a/Fiche_IC_Vierge_CSPS17_v15.docx
+++ b/Fiche_IC_Vierge_CSPS17_v15.docx
@@ -26,6 +26,12 @@
         <w:gridCol w:w="10"/>
       </w:tblGrid>
       <w:tr>
+        <w:tblPrEx>
+          <w:tblCellMar>
+            <w:top w:w="0" w:type="dxa"/>
+            <w:bottom w:w="0" w:type="dxa"/>
+          </w:tblCellMar>
+        </w:tblPrEx>
         <w:trPr>
           <w:gridBefore w:val="1"/>
           <w:wBefore w:w="10" w:type="dxa"/>
@@ -67,6 +73,12 @@
         </w:tc>
       </w:tr>
       <w:tr>
+        <w:tblPrEx>
+          <w:tblCellMar>
+            <w:top w:w="0" w:type="dxa"/>
+            <w:bottom w:w="0" w:type="dxa"/>
+          </w:tblCellMar>
+        </w:tblPrEx>
         <w:trPr>
           <w:gridAfter w:val="1"/>
           <w:wAfter w:w="10" w:type="dxa"/>
@@ -128,6 +140,12 @@
         <w:gridCol w:w="9640"/>
       </w:tblGrid>
       <w:tr>
+        <w:tblPrEx>
+          <w:tblCellMar>
+            <w:top w:w="0" w:type="dxa"/>
+            <w:bottom w:w="0" w:type="dxa"/>
+          </w:tblCellMar>
+        </w:tblPrEx>
         <w:tc>
           <w:tcPr>
             <w:tcW w:w="9640" w:type="dxa"/>
@@ -185,6 +203,12 @@
         <w:gridCol w:w="4820"/>
       </w:tblGrid>
       <w:tr>
+        <w:tblPrEx>
+          <w:tblCellMar>
+            <w:top w:w="0" w:type="dxa"/>
+            <w:bottom w:w="0" w:type="dxa"/>
+          </w:tblCellMar>
+        </w:tblPrEx>
         <w:tc>
           <w:tcPr>
             <w:tcW w:w="4820" w:type="dxa"/>
@@ -257,6 +281,12 @@
         </w:tc>
       </w:tr>
       <w:tr>
+        <w:tblPrEx>
+          <w:tblCellMar>
+            <w:top w:w="0" w:type="dxa"/>
+            <w:bottom w:w="0" w:type="dxa"/>
+          </w:tblCellMar>
+        </w:tblPrEx>
         <w:tc>
           <w:tcPr>
             <w:tcW w:w="4820" w:type="dxa"/>
@@ -345,7 +375,7 @@
                 <w:sz w:val="16"/>
                 <w:szCs w:val="16"/>
               </w:rPr>
-              <w:t>Désignation / Adresse :</w:t>
+              <w:t>Désignation / Adresse : {{chantier_nom}} — {{chantier_adresse}}</w:t>
             </w:r>
           </w:p>
           <w:p/>
@@ -359,7 +389,7 @@
                 <w:sz w:val="16"/>
                 <w:szCs w:val="16"/>
               </w:rPr>
-              <w:t>Nature des travaux :</w:t>
+              <w:t>Nature des travaux : {{chantier_nature}}</w:t>
             </w:r>
           </w:p>
           <w:p/>
@@ -373,7 +403,7 @@
                 <w:sz w:val="16"/>
                 <w:szCs w:val="16"/>
               </w:rPr>
-              <w:t>Réf. PGC SPS :</w:t>
+              <w:t>Réf. PGC SPS : {{num_affaire}}</w:t>
             </w:r>
           </w:p>
         </w:tc>
@@ -402,6 +432,12 @@
         <w:gridCol w:w="4820"/>
       </w:tblGrid>
       <w:tr>
+        <w:tblPrEx>
+          <w:tblCellMar>
+            <w:top w:w="0" w:type="dxa"/>
+            <w:bottom w:w="0" w:type="dxa"/>
+          </w:tblCellMar>
+        </w:tblPrEx>
         <w:tc>
           <w:tcPr>
             <w:tcW w:w="4820" w:type="dxa"/>
@@ -499,6 +535,12 @@
         <w:gridCol w:w="3240"/>
       </w:tblGrid>
       <w:tr>
+        <w:tblPrEx>
+          <w:tblCellMar>
+            <w:top w:w="0" w:type="dxa"/>
+            <w:bottom w:w="0" w:type="dxa"/>
+          </w:tblCellMar>
+        </w:tblPrEx>
         <w:tc>
           <w:tcPr>
             <w:tcW w:w="3200" w:type="dxa"/>
@@ -621,6 +663,12 @@
         </w:tc>
       </w:tr>
       <w:tr>
+        <w:tblPrEx>
+          <w:tblCellMar>
+            <w:top w:w="0" w:type="dxa"/>
+            <w:bottom w:w="0" w:type="dxa"/>
+          </w:tblCellMar>
+        </w:tblPrEx>
         <w:tc>
           <w:tcPr>
             <w:tcW w:w="3200" w:type="dxa"/>
@@ -703,6 +751,12 @@
         <w:gridCol w:w="6640"/>
       </w:tblGrid>
       <w:tr>
+        <w:tblPrEx>
+          <w:tblCellMar>
+            <w:top w:w="0" w:type="dxa"/>
+            <w:bottom w:w="0" w:type="dxa"/>
+          </w:tblCellMar>
+        </w:tblPrEx>
         <w:tc>
           <w:tcPr>
             <w:tcW w:w="3000" w:type="dxa"/>
@@ -790,6 +844,12 @@
         <w:gridCol w:w="4820"/>
       </w:tblGrid>
       <w:tr>
+        <w:tblPrEx>
+          <w:tblCellMar>
+            <w:top w:w="0" w:type="dxa"/>
+            <w:bottom w:w="0" w:type="dxa"/>
+          </w:tblCellMar>
+        </w:tblPrEx>
         <w:tc>
           <w:tcPr>
             <w:tcW w:w="4820" w:type="dxa"/>
@@ -881,6 +941,12 @@
         <w:gridCol w:w="3220"/>
       </w:tblGrid>
       <w:tr>
+        <w:tblPrEx>
+          <w:tblCellMar>
+            <w:top w:w="0" w:type="dxa"/>
+            <w:bottom w:w="0" w:type="dxa"/>
+          </w:tblCellMar>
+        </w:tblPrEx>
         <w:tc>
           <w:tcPr>
             <w:tcW w:w="2000" w:type="dxa"/>
@@ -985,6 +1051,12 @@
         </w:tc>
       </w:tr>
       <w:tr>
+        <w:tblPrEx>
+          <w:tblCellMar>
+            <w:top w:w="0" w:type="dxa"/>
+            <w:bottom w:w="0" w:type="dxa"/>
+          </w:tblCellMar>
+        </w:tblPrEx>
         <w:tc>
           <w:tcPr>
             <w:tcW w:w="2000" w:type="dxa"/>
@@ -1089,6 +1161,12 @@
         </w:tc>
       </w:tr>
       <w:tr>
+        <w:tblPrEx>
+          <w:tblCellMar>
+            <w:top w:w="0" w:type="dxa"/>
+            <w:bottom w:w="0" w:type="dxa"/>
+          </w:tblCellMar>
+        </w:tblPrEx>
         <w:tc>
           <w:tcPr>
             <w:tcW w:w="2000" w:type="dxa"/>
@@ -1193,6 +1271,12 @@
         </w:tc>
       </w:tr>
       <w:tr>
+        <w:tblPrEx>
+          <w:tblCellMar>
+            <w:top w:w="0" w:type="dxa"/>
+            <w:bottom w:w="0" w:type="dxa"/>
+          </w:tblCellMar>
+        </w:tblPrEx>
         <w:tc>
           <w:tcPr>
             <w:tcW w:w="2000" w:type="dxa"/>
@@ -1297,6 +1381,12 @@
         </w:tc>
       </w:tr>
       <w:tr>
+        <w:tblPrEx>
+          <w:tblCellMar>
+            <w:top w:w="0" w:type="dxa"/>
+            <w:bottom w:w="0" w:type="dxa"/>
+          </w:tblCellMar>
+        </w:tblPrEx>
         <w:tc>
           <w:tcPr>
             <w:tcW w:w="2000" w:type="dxa"/>
@@ -1389,6 +1479,12 @@
         </w:tc>
       </w:tr>
       <w:tr>
+        <w:tblPrEx>
+          <w:tblCellMar>
+            <w:top w:w="0" w:type="dxa"/>
+            <w:bottom w:w="0" w:type="dxa"/>
+          </w:tblCellMar>
+        </w:tblPrEx>
         <w:tc>
           <w:tcPr>
             <w:tcW w:w="2000" w:type="dxa"/>
@@ -1481,6 +1577,12 @@
         </w:tc>
       </w:tr>
       <w:tr>
+        <w:tblPrEx>
+          <w:tblCellMar>
+            <w:top w:w="0" w:type="dxa"/>
+            <w:bottom w:w="0" w:type="dxa"/>
+          </w:tblCellMar>
+        </w:tblPrEx>
         <w:tc>
           <w:tcPr>
             <w:tcW w:w="2000" w:type="dxa"/>
@@ -1595,6 +1697,12 @@
         <w:gridCol w:w="9640"/>
       </w:tblGrid>
       <w:tr>
+        <w:tblPrEx>
+          <w:tblCellMar>
+            <w:top w:w="0" w:type="dxa"/>
+            <w:bottom w:w="0" w:type="dxa"/>
+          </w:tblCellMar>
+        </w:tblPrEx>
         <w:tc>
           <w:tcPr>
             <w:tcW w:w="9640" w:type="dxa"/>
@@ -1652,6 +1760,12 @@
         <w:gridCol w:w="2000"/>
       </w:tblGrid>
       <w:tr>
+        <w:tblPrEx>
+          <w:tblCellMar>
+            <w:top w:w="0" w:type="dxa"/>
+            <w:bottom w:w="0" w:type="dxa"/>
+          </w:tblCellMar>
+        </w:tblPrEx>
         <w:tc>
           <w:tcPr>
             <w:tcW w:w="7640" w:type="dxa"/>
@@ -1724,6 +1838,12 @@
         </w:tc>
       </w:tr>
       <w:tr>
+        <w:tblPrEx>
+          <w:tblCellMar>
+            <w:top w:w="0" w:type="dxa"/>
+            <w:bottom w:w="0" w:type="dxa"/>
+          </w:tblCellMar>
+        </w:tblPrEx>
         <w:tc>
           <w:tcPr>
             <w:tcW w:w="7640" w:type="dxa"/>
@@ -1775,6 +1895,12 @@
         </w:tc>
       </w:tr>
       <w:tr>
+        <w:tblPrEx>
+          <w:tblCellMar>
+            <w:top w:w="0" w:type="dxa"/>
+            <w:bottom w:w="0" w:type="dxa"/>
+          </w:tblCellMar>
+        </w:tblPrEx>
         <w:tc>
           <w:tcPr>
             <w:tcW w:w="7640" w:type="dxa"/>
@@ -1826,6 +1952,12 @@
         </w:tc>
       </w:tr>
       <w:tr>
+        <w:tblPrEx>
+          <w:tblCellMar>
+            <w:top w:w="0" w:type="dxa"/>
+            <w:bottom w:w="0" w:type="dxa"/>
+          </w:tblCellMar>
+        </w:tblPrEx>
         <w:tc>
           <w:tcPr>
             <w:tcW w:w="7640" w:type="dxa"/>
@@ -1877,6 +2009,12 @@
         </w:tc>
       </w:tr>
       <w:tr>
+        <w:tblPrEx>
+          <w:tblCellMar>
+            <w:top w:w="0" w:type="dxa"/>
+            <w:bottom w:w="0" w:type="dxa"/>
+          </w:tblCellMar>
+        </w:tblPrEx>
         <w:tc>
           <w:tcPr>
             <w:tcW w:w="7640" w:type="dxa"/>
@@ -1928,6 +2066,12 @@
         </w:tc>
       </w:tr>
       <w:tr>
+        <w:tblPrEx>
+          <w:tblCellMar>
+            <w:top w:w="0" w:type="dxa"/>
+            <w:bottom w:w="0" w:type="dxa"/>
+          </w:tblCellMar>
+        </w:tblPrEx>
         <w:tc>
           <w:tcPr>
             <w:tcW w:w="7640" w:type="dxa"/>
@@ -2001,6 +2145,12 @@
         <w:gridCol w:w="9640"/>
       </w:tblGrid>
       <w:tr>
+        <w:tblPrEx>
+          <w:tblCellMar>
+            <w:top w:w="0" w:type="dxa"/>
+            <w:bottom w:w="0" w:type="dxa"/>
+          </w:tblCellMar>
+        </w:tblPrEx>
         <w:tc>
           <w:tcPr>
             <w:tcW w:w="9640" w:type="dxa"/>
@@ -2063,6 +2213,12 @@
         <w:gridCol w:w="400"/>
       </w:tblGrid>
       <w:tr>
+        <w:tblPrEx>
+          <w:tblCellMar>
+            <w:top w:w="0" w:type="dxa"/>
+            <w:bottom w:w="0" w:type="dxa"/>
+          </w:tblCellMar>
+        </w:tblPrEx>
         <w:tc>
           <w:tcPr>
             <w:tcW w:w="4820" w:type="dxa"/>
@@ -2131,6 +2287,12 @@
         </w:tc>
       </w:tr>
       <w:tr>
+        <w:tblPrEx>
+          <w:tblCellMar>
+            <w:top w:w="0" w:type="dxa"/>
+            <w:bottom w:w="0" w:type="dxa"/>
+          </w:tblCellMar>
+        </w:tblPrEx>
         <w:tc>
           <w:tcPr>
             <w:tcW w:w="2400" w:type="dxa"/>
@@ -2162,7 +2324,6 @@
                 <w:sz w:val="16"/>
                 <w:szCs w:val="16"/>
               </w:rPr>
-              <w:lastRenderedPageBreak/>
               <w:t>Élément</w:t>
             </w:r>
           </w:p>
@@ -2345,6 +2506,12 @@
         </w:tc>
       </w:tr>
       <w:tr>
+        <w:tblPrEx>
+          <w:tblCellMar>
+            <w:top w:w="0" w:type="dxa"/>
+            <w:bottom w:w="0" w:type="dxa"/>
+          </w:tblCellMar>
+        </w:tblPrEx>
         <w:tc>
           <w:tcPr>
             <w:tcW w:w="2400" w:type="dxa"/>
@@ -2504,6 +2671,12 @@
         </w:tc>
       </w:tr>
       <w:tr>
+        <w:tblPrEx>
+          <w:tblCellMar>
+            <w:top w:w="0" w:type="dxa"/>
+            <w:bottom w:w="0" w:type="dxa"/>
+          </w:tblCellMar>
+        </w:tblPrEx>
         <w:tc>
           <w:tcPr>
             <w:tcW w:w="2400" w:type="dxa"/>
@@ -2643,6 +2816,12 @@
         </w:tc>
       </w:tr>
       <w:tr>
+        <w:tblPrEx>
+          <w:tblCellMar>
+            <w:top w:w="0" w:type="dxa"/>
+            <w:bottom w:w="0" w:type="dxa"/>
+          </w:tblCellMar>
+        </w:tblPrEx>
         <w:tc>
           <w:tcPr>
             <w:tcW w:w="2400" w:type="dxa"/>
@@ -2782,6 +2961,12 @@
         </w:tc>
       </w:tr>
       <w:tr>
+        <w:tblPrEx>
+          <w:tblCellMar>
+            <w:top w:w="0" w:type="dxa"/>
+            <w:bottom w:w="0" w:type="dxa"/>
+          </w:tblCellMar>
+        </w:tblPrEx>
         <w:tc>
           <w:tcPr>
             <w:tcW w:w="2400" w:type="dxa"/>
@@ -2808,6 +2993,7 @@
                 <w:sz w:val="16"/>
                 <w:szCs w:val="16"/>
               </w:rPr>
+              <w:lastRenderedPageBreak/>
               <w:t>Bennes / tri déchets</w:t>
             </w:r>
           </w:p>
@@ -2921,6 +3107,12 @@
         </w:tc>
       </w:tr>
       <w:tr>
+        <w:tblPrEx>
+          <w:tblCellMar>
+            <w:top w:w="0" w:type="dxa"/>
+            <w:bottom w:w="0" w:type="dxa"/>
+          </w:tblCellMar>
+        </w:tblPrEx>
         <w:tc>
           <w:tcPr>
             <w:tcW w:w="2400" w:type="dxa"/>
@@ -3099,6 +3291,12 @@
         <w:gridCol w:w="400"/>
       </w:tblGrid>
       <w:tr>
+        <w:tblPrEx>
+          <w:tblCellMar>
+            <w:top w:w="0" w:type="dxa"/>
+            <w:bottom w:w="0" w:type="dxa"/>
+          </w:tblCellMar>
+        </w:tblPrEx>
         <w:tc>
           <w:tcPr>
             <w:tcW w:w="4820" w:type="dxa"/>
@@ -3167,6 +3365,12 @@
         </w:tc>
       </w:tr>
       <w:tr>
+        <w:tblPrEx>
+          <w:tblCellMar>
+            <w:top w:w="0" w:type="dxa"/>
+            <w:bottom w:w="0" w:type="dxa"/>
+          </w:tblCellMar>
+        </w:tblPrEx>
         <w:tc>
           <w:tcPr>
             <w:tcW w:w="2400" w:type="dxa"/>
@@ -3380,6 +3584,12 @@
         </w:tc>
       </w:tr>
       <w:tr>
+        <w:tblPrEx>
+          <w:tblCellMar>
+            <w:top w:w="0" w:type="dxa"/>
+            <w:bottom w:w="0" w:type="dxa"/>
+          </w:tblCellMar>
+        </w:tblPrEx>
         <w:tc>
           <w:tcPr>
             <w:tcW w:w="2400" w:type="dxa"/>
@@ -3519,6 +3729,12 @@
         </w:tc>
       </w:tr>
       <w:tr>
+        <w:tblPrEx>
+          <w:tblCellMar>
+            <w:top w:w="0" w:type="dxa"/>
+            <w:bottom w:w="0" w:type="dxa"/>
+          </w:tblCellMar>
+        </w:tblPrEx>
         <w:tc>
           <w:tcPr>
             <w:tcW w:w="2400" w:type="dxa"/>
@@ -3658,6 +3874,12 @@
         </w:tc>
       </w:tr>
       <w:tr>
+        <w:tblPrEx>
+          <w:tblCellMar>
+            <w:top w:w="0" w:type="dxa"/>
+            <w:bottom w:w="0" w:type="dxa"/>
+          </w:tblCellMar>
+        </w:tblPrEx>
         <w:tc>
           <w:tcPr>
             <w:tcW w:w="2400" w:type="dxa"/>
@@ -3797,6 +4019,12 @@
         </w:tc>
       </w:tr>
       <w:tr>
+        <w:tblPrEx>
+          <w:tblCellMar>
+            <w:top w:w="0" w:type="dxa"/>
+            <w:bottom w:w="0" w:type="dxa"/>
+          </w:tblCellMar>
+        </w:tblPrEx>
         <w:tc>
           <w:tcPr>
             <w:tcW w:w="2400" w:type="dxa"/>
@@ -3936,6 +4164,12 @@
         </w:tc>
       </w:tr>
       <w:tr>
+        <w:tblPrEx>
+          <w:tblCellMar>
+            <w:top w:w="0" w:type="dxa"/>
+            <w:bottom w:w="0" w:type="dxa"/>
+          </w:tblCellMar>
+        </w:tblPrEx>
         <w:tc>
           <w:tcPr>
             <w:tcW w:w="2400" w:type="dxa"/>
@@ -4097,6 +4331,12 @@
         <w:gridCol w:w="9640"/>
       </w:tblGrid>
       <w:tr>
+        <w:tblPrEx>
+          <w:tblCellMar>
+            <w:top w:w="0" w:type="dxa"/>
+            <w:bottom w:w="0" w:type="dxa"/>
+          </w:tblCellMar>
+        </w:tblPrEx>
         <w:tc>
           <w:tcPr>
             <w:tcW w:w="9640" w:type="dxa"/>
@@ -4156,6 +4396,12 @@
         <w:gridCol w:w="4240"/>
       </w:tblGrid>
       <w:tr>
+        <w:tblPrEx>
+          <w:tblCellMar>
+            <w:top w:w="0" w:type="dxa"/>
+            <w:bottom w:w="0" w:type="dxa"/>
+          </w:tblCellMar>
+        </w:tblPrEx>
         <w:tc>
           <w:tcPr>
             <w:tcW w:w="9640" w:type="dxa"/>
@@ -4215,6 +4461,12 @@
         </w:tc>
       </w:tr>
       <w:tr>
+        <w:tblPrEx>
+          <w:tblCellMar>
+            <w:top w:w="0" w:type="dxa"/>
+            <w:bottom w:w="0" w:type="dxa"/>
+          </w:tblCellMar>
+        </w:tblPrEx>
         <w:tc>
           <w:tcPr>
             <w:tcW w:w="2600" w:type="dxa"/>
@@ -4357,6 +4609,12 @@
         </w:tc>
       </w:tr>
       <w:tr>
+        <w:tblPrEx>
+          <w:tblCellMar>
+            <w:top w:w="0" w:type="dxa"/>
+            <w:bottom w:w="0" w:type="dxa"/>
+          </w:tblCellMar>
+        </w:tblPrEx>
         <w:tc>
           <w:tcPr>
             <w:tcW w:w="2600" w:type="dxa"/>
@@ -4446,6 +4704,12 @@
         </w:tc>
       </w:tr>
       <w:tr>
+        <w:tblPrEx>
+          <w:tblCellMar>
+            <w:top w:w="0" w:type="dxa"/>
+            <w:bottom w:w="0" w:type="dxa"/>
+          </w:tblCellMar>
+        </w:tblPrEx>
         <w:tc>
           <w:tcPr>
             <w:tcW w:w="2600" w:type="dxa"/>
@@ -4535,6 +4799,12 @@
         </w:tc>
       </w:tr>
       <w:tr>
+        <w:tblPrEx>
+          <w:tblCellMar>
+            <w:top w:w="0" w:type="dxa"/>
+            <w:bottom w:w="0" w:type="dxa"/>
+          </w:tblCellMar>
+        </w:tblPrEx>
         <w:tc>
           <w:tcPr>
             <w:tcW w:w="2600" w:type="dxa"/>
@@ -4624,6 +4894,12 @@
         </w:tc>
       </w:tr>
       <w:tr>
+        <w:tblPrEx>
+          <w:tblCellMar>
+            <w:top w:w="0" w:type="dxa"/>
+            <w:bottom w:w="0" w:type="dxa"/>
+          </w:tblCellMar>
+        </w:tblPrEx>
         <w:tc>
           <w:tcPr>
             <w:tcW w:w="2600" w:type="dxa"/>
@@ -4713,6 +4989,12 @@
         </w:tc>
       </w:tr>
       <w:tr>
+        <w:tblPrEx>
+          <w:tblCellMar>
+            <w:top w:w="0" w:type="dxa"/>
+            <w:bottom w:w="0" w:type="dxa"/>
+          </w:tblCellMar>
+        </w:tblPrEx>
         <w:tc>
           <w:tcPr>
             <w:tcW w:w="2600" w:type="dxa"/>
@@ -4829,6 +5111,12 @@
         <w:gridCol w:w="1620"/>
       </w:tblGrid>
       <w:tr>
+        <w:tblPrEx>
+          <w:tblCellMar>
+            <w:top w:w="0" w:type="dxa"/>
+            <w:bottom w:w="0" w:type="dxa"/>
+          </w:tblCellMar>
+        </w:tblPrEx>
         <w:tc>
           <w:tcPr>
             <w:tcW w:w="4820" w:type="dxa"/>
@@ -4897,6 +5185,12 @@
         </w:tc>
       </w:tr>
       <w:tr>
+        <w:tblPrEx>
+          <w:tblCellMar>
+            <w:top w:w="0" w:type="dxa"/>
+            <w:bottom w:w="0" w:type="dxa"/>
+          </w:tblCellMar>
+        </w:tblPrEx>
         <w:tc>
           <w:tcPr>
             <w:tcW w:w="2800" w:type="dxa"/>
@@ -5109,6 +5403,12 @@
         </w:tc>
       </w:tr>
       <w:tr>
+        <w:tblPrEx>
+          <w:tblCellMar>
+            <w:top w:w="0" w:type="dxa"/>
+            <w:bottom w:w="0" w:type="dxa"/>
+          </w:tblCellMar>
+        </w:tblPrEx>
         <w:tc>
           <w:tcPr>
             <w:tcW w:w="2800" w:type="dxa"/>
@@ -5247,6 +5547,12 @@
         </w:tc>
       </w:tr>
       <w:tr>
+        <w:tblPrEx>
+          <w:tblCellMar>
+            <w:top w:w="0" w:type="dxa"/>
+            <w:bottom w:w="0" w:type="dxa"/>
+          </w:tblCellMar>
+        </w:tblPrEx>
         <w:tc>
           <w:tcPr>
             <w:tcW w:w="2800" w:type="dxa"/>
@@ -5385,6 +5691,12 @@
         </w:tc>
       </w:tr>
       <w:tr>
+        <w:tblPrEx>
+          <w:tblCellMar>
+            <w:top w:w="0" w:type="dxa"/>
+            <w:bottom w:w="0" w:type="dxa"/>
+          </w:tblCellMar>
+        </w:tblPrEx>
         <w:tc>
           <w:tcPr>
             <w:tcW w:w="2800" w:type="dxa"/>
@@ -5523,6 +5835,12 @@
         </w:tc>
       </w:tr>
       <w:tr>
+        <w:tblPrEx>
+          <w:tblCellMar>
+            <w:top w:w="0" w:type="dxa"/>
+            <w:bottom w:w="0" w:type="dxa"/>
+          </w:tblCellMar>
+        </w:tblPrEx>
         <w:tc>
           <w:tcPr>
             <w:tcW w:w="2800" w:type="dxa"/>
@@ -5683,6 +6001,12 @@
         <w:gridCol w:w="9640"/>
       </w:tblGrid>
       <w:tr>
+        <w:tblPrEx>
+          <w:tblCellMar>
+            <w:top w:w="0" w:type="dxa"/>
+            <w:bottom w:w="0" w:type="dxa"/>
+          </w:tblCellMar>
+        </w:tblPrEx>
         <w:tc>
           <w:tcPr>
             <w:tcW w:w="9640" w:type="dxa"/>
@@ -5739,6 +6063,12 @@
         <w:gridCol w:w="9640"/>
       </w:tblGrid>
       <w:tr>
+        <w:tblPrEx>
+          <w:tblCellMar>
+            <w:top w:w="0" w:type="dxa"/>
+            <w:bottom w:w="0" w:type="dxa"/>
+          </w:tblCellMar>
+        </w:tblPrEx>
         <w:tc>
           <w:tcPr>
             <w:tcW w:w="9640" w:type="dxa"/>
@@ -5824,6 +6154,12 @@
         <w:gridCol w:w="2600"/>
       </w:tblGrid>
       <w:tr>
+        <w:tblPrEx>
+          <w:tblCellMar>
+            <w:top w:w="0" w:type="dxa"/>
+            <w:bottom w:w="0" w:type="dxa"/>
+          </w:tblCellMar>
+        </w:tblPrEx>
         <w:tc>
           <w:tcPr>
             <w:tcW w:w="9640" w:type="dxa"/>
@@ -5883,6 +6219,12 @@
         </w:tc>
       </w:tr>
       <w:tr>
+        <w:tblPrEx>
+          <w:tblCellMar>
+            <w:top w:w="0" w:type="dxa"/>
+            <w:bottom w:w="0" w:type="dxa"/>
+          </w:tblCellMar>
+        </w:tblPrEx>
         <w:tc>
           <w:tcPr>
             <w:tcW w:w="3200" w:type="dxa"/>
@@ -5990,6 +6332,12 @@
         </w:tc>
       </w:tr>
       <w:tr>
+        <w:tblPrEx>
+          <w:tblCellMar>
+            <w:top w:w="0" w:type="dxa"/>
+            <w:bottom w:w="0" w:type="dxa"/>
+          </w:tblCellMar>
+        </w:tblPrEx>
         <w:tc>
           <w:tcPr>
             <w:tcW w:w="3200" w:type="dxa"/>
@@ -6060,6 +6408,12 @@
         </w:tc>
       </w:tr>
       <w:tr>
+        <w:tblPrEx>
+          <w:tblCellMar>
+            <w:top w:w="0" w:type="dxa"/>
+            <w:bottom w:w="0" w:type="dxa"/>
+          </w:tblCellMar>
+        </w:tblPrEx>
         <w:tc>
           <w:tcPr>
             <w:tcW w:w="3200" w:type="dxa"/>
@@ -6130,6 +6484,12 @@
         </w:tc>
       </w:tr>
       <w:tr>
+        <w:tblPrEx>
+          <w:tblCellMar>
+            <w:top w:w="0" w:type="dxa"/>
+            <w:bottom w:w="0" w:type="dxa"/>
+          </w:tblCellMar>
+        </w:tblPrEx>
         <w:tc>
           <w:tcPr>
             <w:tcW w:w="3200" w:type="dxa"/>
@@ -6156,7 +6516,6 @@
                 <w:sz w:val="16"/>
                 <w:szCs w:val="16"/>
               </w:rPr>
-              <w:lastRenderedPageBreak/>
               <w:t>Levage en survol de zones adjacentes</w:t>
             </w:r>
           </w:p>
@@ -6201,6 +6560,12 @@
         </w:tc>
       </w:tr>
       <w:tr>
+        <w:tblPrEx>
+          <w:tblCellMar>
+            <w:top w:w="0" w:type="dxa"/>
+            <w:bottom w:w="0" w:type="dxa"/>
+          </w:tblCellMar>
+        </w:tblPrEx>
         <w:tc>
           <w:tcPr>
             <w:tcW w:w="3200" w:type="dxa"/>
@@ -6271,6 +6636,12 @@
         </w:tc>
       </w:tr>
       <w:tr>
+        <w:tblPrEx>
+          <w:tblCellMar>
+            <w:top w:w="0" w:type="dxa"/>
+            <w:bottom w:w="0" w:type="dxa"/>
+          </w:tblCellMar>
+        </w:tblPrEx>
         <w:tc>
           <w:tcPr>
             <w:tcW w:w="3200" w:type="dxa"/>
@@ -6341,6 +6712,12 @@
         </w:tc>
       </w:tr>
       <w:tr>
+        <w:tblPrEx>
+          <w:tblCellMar>
+            <w:top w:w="0" w:type="dxa"/>
+            <w:bottom w:w="0" w:type="dxa"/>
+          </w:tblCellMar>
+        </w:tblPrEx>
         <w:tc>
           <w:tcPr>
             <w:tcW w:w="3200" w:type="dxa"/>
@@ -6424,6 +6801,12 @@
         <w:gridCol w:w="2600"/>
       </w:tblGrid>
       <w:tr>
+        <w:tblPrEx>
+          <w:tblCellMar>
+            <w:top w:w="0" w:type="dxa"/>
+            <w:bottom w:w="0" w:type="dxa"/>
+          </w:tblCellMar>
+        </w:tblPrEx>
         <w:tc>
           <w:tcPr>
             <w:tcW w:w="9640" w:type="dxa"/>
@@ -6459,6 +6842,12 @@
         </w:tc>
       </w:tr>
       <w:tr>
+        <w:tblPrEx>
+          <w:tblCellMar>
+            <w:top w:w="0" w:type="dxa"/>
+            <w:bottom w:w="0" w:type="dxa"/>
+          </w:tblCellMar>
+        </w:tblPrEx>
         <w:tc>
           <w:tcPr>
             <w:tcW w:w="3200" w:type="dxa"/>
@@ -6566,6 +6955,12 @@
         </w:tc>
       </w:tr>
       <w:tr>
+        <w:tblPrEx>
+          <w:tblCellMar>
+            <w:top w:w="0" w:type="dxa"/>
+            <w:bottom w:w="0" w:type="dxa"/>
+          </w:tblCellMar>
+        </w:tblPrEx>
         <w:tc>
           <w:tcPr>
             <w:tcW w:w="3200" w:type="dxa"/>
@@ -6636,6 +7031,12 @@
         </w:tc>
       </w:tr>
       <w:tr>
+        <w:tblPrEx>
+          <w:tblCellMar>
+            <w:top w:w="0" w:type="dxa"/>
+            <w:bottom w:w="0" w:type="dxa"/>
+          </w:tblCellMar>
+        </w:tblPrEx>
         <w:tc>
           <w:tcPr>
             <w:tcW w:w="3200" w:type="dxa"/>
@@ -6662,6 +7063,7 @@
                 <w:sz w:val="16"/>
                 <w:szCs w:val="16"/>
               </w:rPr>
+              <w:lastRenderedPageBreak/>
               <w:t>Tranchée → chute / ensevelissement</w:t>
             </w:r>
           </w:p>
@@ -6706,6 +7108,12 @@
         </w:tc>
       </w:tr>
       <w:tr>
+        <w:tblPrEx>
+          <w:tblCellMar>
+            <w:top w:w="0" w:type="dxa"/>
+            <w:bottom w:w="0" w:type="dxa"/>
+          </w:tblCellMar>
+        </w:tblPrEx>
         <w:tc>
           <w:tcPr>
             <w:tcW w:w="3200" w:type="dxa"/>
@@ -6776,6 +7184,12 @@
         </w:tc>
       </w:tr>
       <w:tr>
+        <w:tblPrEx>
+          <w:tblCellMar>
+            <w:top w:w="0" w:type="dxa"/>
+            <w:bottom w:w="0" w:type="dxa"/>
+          </w:tblCellMar>
+        </w:tblPrEx>
         <w:tc>
           <w:tcPr>
             <w:tcW w:w="3200" w:type="dxa"/>
@@ -6846,6 +7260,12 @@
         </w:tc>
       </w:tr>
       <w:tr>
+        <w:tblPrEx>
+          <w:tblCellMar>
+            <w:top w:w="0" w:type="dxa"/>
+            <w:bottom w:w="0" w:type="dxa"/>
+          </w:tblCellMar>
+        </w:tblPrEx>
         <w:tc>
           <w:tcPr>
             <w:tcW w:w="3200" w:type="dxa"/>
@@ -6916,6 +7336,12 @@
         </w:tc>
       </w:tr>
       <w:tr>
+        <w:tblPrEx>
+          <w:tblCellMar>
+            <w:top w:w="0" w:type="dxa"/>
+            <w:bottom w:w="0" w:type="dxa"/>
+          </w:tblCellMar>
+        </w:tblPrEx>
         <w:tc>
           <w:tcPr>
             <w:tcW w:w="3200" w:type="dxa"/>
@@ -6986,6 +7412,12 @@
         </w:tc>
       </w:tr>
       <w:tr>
+        <w:tblPrEx>
+          <w:tblCellMar>
+            <w:top w:w="0" w:type="dxa"/>
+            <w:bottom w:w="0" w:type="dxa"/>
+          </w:tblCellMar>
+        </w:tblPrEx>
         <w:tc>
           <w:tcPr>
             <w:tcW w:w="3200" w:type="dxa"/>
@@ -7056,6 +7488,12 @@
         </w:tc>
       </w:tr>
       <w:tr>
+        <w:tblPrEx>
+          <w:tblCellMar>
+            <w:top w:w="0" w:type="dxa"/>
+            <w:bottom w:w="0" w:type="dxa"/>
+          </w:tblCellMar>
+        </w:tblPrEx>
         <w:tc>
           <w:tcPr>
             <w:tcW w:w="3200" w:type="dxa"/>
@@ -7126,6 +7564,12 @@
         </w:tc>
       </w:tr>
       <w:tr>
+        <w:tblPrEx>
+          <w:tblCellMar>
+            <w:top w:w="0" w:type="dxa"/>
+            <w:bottom w:w="0" w:type="dxa"/>
+          </w:tblCellMar>
+        </w:tblPrEx>
         <w:tc>
           <w:tcPr>
             <w:tcW w:w="3200" w:type="dxa"/>
@@ -7209,6 +7653,12 @@
         <w:gridCol w:w="2600"/>
       </w:tblGrid>
       <w:tr>
+        <w:tblPrEx>
+          <w:tblCellMar>
+            <w:top w:w="0" w:type="dxa"/>
+            <w:bottom w:w="0" w:type="dxa"/>
+          </w:tblCellMar>
+        </w:tblPrEx>
         <w:tc>
           <w:tcPr>
             <w:tcW w:w="9640" w:type="dxa"/>
@@ -7244,6 +7694,12 @@
         </w:tc>
       </w:tr>
       <w:tr>
+        <w:tblPrEx>
+          <w:tblCellMar>
+            <w:top w:w="0" w:type="dxa"/>
+            <w:bottom w:w="0" w:type="dxa"/>
+          </w:tblCellMar>
+        </w:tblPrEx>
         <w:tc>
           <w:tcPr>
             <w:tcW w:w="3200" w:type="dxa"/>
@@ -7351,6 +7807,12 @@
         </w:tc>
       </w:tr>
       <w:tr>
+        <w:tblPrEx>
+          <w:tblCellMar>
+            <w:top w:w="0" w:type="dxa"/>
+            <w:bottom w:w="0" w:type="dxa"/>
+          </w:tblCellMar>
+        </w:tblPrEx>
         <w:tc>
           <w:tcPr>
             <w:tcW w:w="3200" w:type="dxa"/>
@@ -7421,6 +7883,12 @@
         </w:tc>
       </w:tr>
       <w:tr>
+        <w:tblPrEx>
+          <w:tblCellMar>
+            <w:top w:w="0" w:type="dxa"/>
+            <w:bottom w:w="0" w:type="dxa"/>
+          </w:tblCellMar>
+        </w:tblPrEx>
         <w:tc>
           <w:tcPr>
             <w:tcW w:w="3200" w:type="dxa"/>
@@ -7491,6 +7959,12 @@
         </w:tc>
       </w:tr>
       <w:tr>
+        <w:tblPrEx>
+          <w:tblCellMar>
+            <w:top w:w="0" w:type="dxa"/>
+            <w:bottom w:w="0" w:type="dxa"/>
+          </w:tblCellMar>
+        </w:tblPrEx>
         <w:tc>
           <w:tcPr>
             <w:tcW w:w="3200" w:type="dxa"/>
@@ -7561,6 +8035,12 @@
         </w:tc>
       </w:tr>
       <w:tr>
+        <w:tblPrEx>
+          <w:tblCellMar>
+            <w:top w:w="0" w:type="dxa"/>
+            <w:bottom w:w="0" w:type="dxa"/>
+          </w:tblCellMar>
+        </w:tblPrEx>
         <w:tc>
           <w:tcPr>
             <w:tcW w:w="3200" w:type="dxa"/>
@@ -7631,6 +8111,12 @@
         </w:tc>
       </w:tr>
       <w:tr>
+        <w:tblPrEx>
+          <w:tblCellMar>
+            <w:top w:w="0" w:type="dxa"/>
+            <w:bottom w:w="0" w:type="dxa"/>
+          </w:tblCellMar>
+        </w:tblPrEx>
         <w:tc>
           <w:tcPr>
             <w:tcW w:w="3200" w:type="dxa"/>
@@ -7701,6 +8187,12 @@
         </w:tc>
       </w:tr>
       <w:tr>
+        <w:tblPrEx>
+          <w:tblCellMar>
+            <w:top w:w="0" w:type="dxa"/>
+            <w:bottom w:w="0" w:type="dxa"/>
+          </w:tblCellMar>
+        </w:tblPrEx>
         <w:tc>
           <w:tcPr>
             <w:tcW w:w="3200" w:type="dxa"/>
@@ -7783,6 +8275,12 @@
         <w:gridCol w:w="4820"/>
       </w:tblGrid>
       <w:tr>
+        <w:tblPrEx>
+          <w:tblCellMar>
+            <w:top w:w="0" w:type="dxa"/>
+            <w:bottom w:w="0" w:type="dxa"/>
+          </w:tblCellMar>
+        </w:tblPrEx>
         <w:tc>
           <w:tcPr>
             <w:tcW w:w="4820" w:type="dxa"/>
@@ -7877,6 +8375,12 @@
         <w:gridCol w:w="785"/>
       </w:tblGrid>
       <w:tr>
+        <w:tblPrEx>
+          <w:tblCellMar>
+            <w:top w:w="0" w:type="dxa"/>
+            <w:bottom w:w="0" w:type="dxa"/>
+          </w:tblCellMar>
+        </w:tblPrEx>
         <w:tc>
           <w:tcPr>
             <w:tcW w:w="2200" w:type="dxa"/>
@@ -8113,6 +8617,12 @@
         </w:tc>
       </w:tr>
       <w:tr>
+        <w:tblPrEx>
+          <w:tblCellMar>
+            <w:top w:w="0" w:type="dxa"/>
+            <w:bottom w:w="0" w:type="dxa"/>
+          </w:tblCellMar>
+        </w:tblPrEx>
         <w:tc>
           <w:tcPr>
             <w:tcW w:w="2200" w:type="dxa"/>
@@ -8271,6 +8781,12 @@
         </w:tc>
       </w:tr>
       <w:tr>
+        <w:tblPrEx>
+          <w:tblCellMar>
+            <w:top w:w="0" w:type="dxa"/>
+            <w:bottom w:w="0" w:type="dxa"/>
+          </w:tblCellMar>
+        </w:tblPrEx>
         <w:tc>
           <w:tcPr>
             <w:tcW w:w="2200" w:type="dxa"/>
@@ -8429,6 +8945,12 @@
         </w:tc>
       </w:tr>
       <w:tr>
+        <w:tblPrEx>
+          <w:tblCellMar>
+            <w:top w:w="0" w:type="dxa"/>
+            <w:bottom w:w="0" w:type="dxa"/>
+          </w:tblCellMar>
+        </w:tblPrEx>
         <w:tc>
           <w:tcPr>
             <w:tcW w:w="2200" w:type="dxa"/>
@@ -8587,6 +9109,12 @@
         </w:tc>
       </w:tr>
       <w:tr>
+        <w:tblPrEx>
+          <w:tblCellMar>
+            <w:top w:w="0" w:type="dxa"/>
+            <w:bottom w:w="0" w:type="dxa"/>
+          </w:tblCellMar>
+        </w:tblPrEx>
         <w:tc>
           <w:tcPr>
             <w:tcW w:w="2200" w:type="dxa"/>
@@ -8745,6 +9273,12 @@
         </w:tc>
       </w:tr>
       <w:tr>
+        <w:tblPrEx>
+          <w:tblCellMar>
+            <w:top w:w="0" w:type="dxa"/>
+            <w:bottom w:w="0" w:type="dxa"/>
+          </w:tblCellMar>
+        </w:tblPrEx>
         <w:tc>
           <w:tcPr>
             <w:tcW w:w="2200" w:type="dxa"/>
@@ -8903,6 +9437,12 @@
         </w:tc>
       </w:tr>
       <w:tr>
+        <w:tblPrEx>
+          <w:tblCellMar>
+            <w:top w:w="0" w:type="dxa"/>
+            <w:bottom w:w="0" w:type="dxa"/>
+          </w:tblCellMar>
+        </w:tblPrEx>
         <w:tc>
           <w:tcPr>
             <w:tcW w:w="2200" w:type="dxa"/>
@@ -9084,6 +9624,12 @@
         <w:gridCol w:w="4820"/>
       </w:tblGrid>
       <w:tr>
+        <w:tblPrEx>
+          <w:tblCellMar>
+            <w:top w:w="0" w:type="dxa"/>
+            <w:bottom w:w="0" w:type="dxa"/>
+          </w:tblCellMar>
+        </w:tblPrEx>
         <w:tc>
           <w:tcPr>
             <w:tcW w:w="4820" w:type="dxa"/>
@@ -9178,6 +9724,12 @@
         <w:gridCol w:w="1713"/>
       </w:tblGrid>
       <w:tr>
+        <w:tblPrEx>
+          <w:tblCellMar>
+            <w:top w:w="0" w:type="dxa"/>
+            <w:bottom w:w="0" w:type="dxa"/>
+          </w:tblCellMar>
+        </w:tblPrEx>
         <w:tc>
           <w:tcPr>
             <w:tcW w:w="2300" w:type="dxa"/>
@@ -9410,6 +9962,12 @@
         </w:tc>
       </w:tr>
       <w:tr>
+        <w:tblPrEx>
+          <w:tblCellMar>
+            <w:top w:w="0" w:type="dxa"/>
+            <w:bottom w:w="0" w:type="dxa"/>
+          </w:tblCellMar>
+        </w:tblPrEx>
         <w:tc>
           <w:tcPr>
             <w:tcW w:w="2300" w:type="dxa"/>
@@ -9568,6 +10126,12 @@
         </w:tc>
       </w:tr>
       <w:tr>
+        <w:tblPrEx>
+          <w:tblCellMar>
+            <w:top w:w="0" w:type="dxa"/>
+            <w:bottom w:w="0" w:type="dxa"/>
+          </w:tblCellMar>
+        </w:tblPrEx>
         <w:tc>
           <w:tcPr>
             <w:tcW w:w="2300" w:type="dxa"/>
@@ -9594,7 +10158,6 @@
                 <w:sz w:val="16"/>
                 <w:szCs w:val="16"/>
               </w:rPr>
-              <w:lastRenderedPageBreak/>
               <w:t>Gilet HV cl.2 / Gants</w:t>
             </w:r>
           </w:p>
@@ -9727,6 +10290,12 @@
         </w:tc>
       </w:tr>
       <w:tr>
+        <w:tblPrEx>
+          <w:tblCellMar>
+            <w:top w:w="0" w:type="dxa"/>
+            <w:bottom w:w="0" w:type="dxa"/>
+          </w:tblCellMar>
+        </w:tblPrEx>
         <w:tc>
           <w:tcPr>
             <w:tcW w:w="2300" w:type="dxa"/>
@@ -9896,6 +10465,12 @@
         </w:tc>
       </w:tr>
       <w:tr>
+        <w:tblPrEx>
+          <w:tblCellMar>
+            <w:top w:w="0" w:type="dxa"/>
+            <w:bottom w:w="0" w:type="dxa"/>
+          </w:tblCellMar>
+        </w:tblPrEx>
         <w:tc>
           <w:tcPr>
             <w:tcW w:w="2300" w:type="dxa"/>
@@ -10074,6 +10649,12 @@
         </w:tc>
       </w:tr>
       <w:tr>
+        <w:tblPrEx>
+          <w:tblCellMar>
+            <w:top w:w="0" w:type="dxa"/>
+            <w:bottom w:w="0" w:type="dxa"/>
+          </w:tblCellMar>
+        </w:tblPrEx>
         <w:tc>
           <w:tcPr>
             <w:tcW w:w="2300" w:type="dxa"/>
@@ -10254,6 +10835,12 @@
         <w:gridCol w:w="9640"/>
       </w:tblGrid>
       <w:tr>
+        <w:tblPrEx>
+          <w:tblCellMar>
+            <w:top w:w="0" w:type="dxa"/>
+            <w:bottom w:w="0" w:type="dxa"/>
+          </w:tblCellMar>
+        </w:tblPrEx>
         <w:tc>
           <w:tcPr>
             <w:tcW w:w="9640" w:type="dxa"/>
@@ -10311,6 +10898,12 @@
         <w:gridCol w:w="6640"/>
       </w:tblGrid>
       <w:tr>
+        <w:tblPrEx>
+          <w:tblCellMar>
+            <w:top w:w="0" w:type="dxa"/>
+            <w:bottom w:w="0" w:type="dxa"/>
+          </w:tblCellMar>
+        </w:tblPrEx>
         <w:tc>
           <w:tcPr>
             <w:tcW w:w="3000" w:type="dxa"/>
@@ -10364,6 +10957,12 @@
         </w:tc>
       </w:tr>
       <w:tr>
+        <w:tblPrEx>
+          <w:tblCellMar>
+            <w:top w:w="0" w:type="dxa"/>
+            <w:bottom w:w="0" w:type="dxa"/>
+          </w:tblCellMar>
+        </w:tblPrEx>
         <w:tc>
           <w:tcPr>
             <w:tcW w:w="3000" w:type="dxa"/>
@@ -10417,6 +11016,12 @@
         </w:tc>
       </w:tr>
       <w:tr>
+        <w:tblPrEx>
+          <w:tblCellMar>
+            <w:top w:w="0" w:type="dxa"/>
+            <w:bottom w:w="0" w:type="dxa"/>
+          </w:tblCellMar>
+        </w:tblPrEx>
         <w:tc>
           <w:tcPr>
             <w:tcW w:w="3000" w:type="dxa"/>
@@ -10470,6 +11075,12 @@
         </w:tc>
       </w:tr>
       <w:tr>
+        <w:tblPrEx>
+          <w:tblCellMar>
+            <w:top w:w="0" w:type="dxa"/>
+            <w:bottom w:w="0" w:type="dxa"/>
+          </w:tblCellMar>
+        </w:tblPrEx>
         <w:tc>
           <w:tcPr>
             <w:tcW w:w="3000" w:type="dxa"/>
@@ -10498,6 +11109,7 @@
                 <w:sz w:val="16"/>
                 <w:szCs w:val="16"/>
               </w:rPr>
+              <w:lastRenderedPageBreak/>
               <w:t>Moyen d'alerte (tél / radio / DATI)</w:t>
             </w:r>
           </w:p>
@@ -10523,6 +11135,12 @@
         </w:tc>
       </w:tr>
       <w:tr>
+        <w:tblPrEx>
+          <w:tblCellMar>
+            <w:top w:w="0" w:type="dxa"/>
+            <w:bottom w:w="0" w:type="dxa"/>
+          </w:tblCellMar>
+        </w:tblPrEx>
         <w:tc>
           <w:tcPr>
             <w:tcW w:w="3000" w:type="dxa"/>
@@ -10576,6 +11194,12 @@
         </w:tc>
       </w:tr>
       <w:tr>
+        <w:tblPrEx>
+          <w:tblCellMar>
+            <w:top w:w="0" w:type="dxa"/>
+            <w:bottom w:w="0" w:type="dxa"/>
+          </w:tblCellMar>
+        </w:tblPrEx>
         <w:tc>
           <w:tcPr>
             <w:tcW w:w="9640" w:type="dxa"/>
@@ -10637,6 +11261,12 @@
         <w:gridCol w:w="4820"/>
       </w:tblGrid>
       <w:tr>
+        <w:tblPrEx>
+          <w:tblCellMar>
+            <w:top w:w="0" w:type="dxa"/>
+            <w:bottom w:w="0" w:type="dxa"/>
+          </w:tblCellMar>
+        </w:tblPrEx>
         <w:tc>
           <w:tcPr>
             <w:tcW w:w="4820" w:type="dxa"/>
@@ -10729,6 +11359,12 @@
         <w:gridCol w:w="2478"/>
       </w:tblGrid>
       <w:tr>
+        <w:tblPrEx>
+          <w:tblCellMar>
+            <w:top w:w="0" w:type="dxa"/>
+            <w:bottom w:w="0" w:type="dxa"/>
+          </w:tblCellMar>
+        </w:tblPrEx>
         <w:tc>
           <w:tcPr>
             <w:tcW w:w="2000" w:type="dxa"/>
@@ -10851,6 +11487,12 @@
         </w:tc>
       </w:tr>
       <w:tr>
+        <w:tblPrEx>
+          <w:tblCellMar>
+            <w:top w:w="0" w:type="dxa"/>
+            <w:bottom w:w="0" w:type="dxa"/>
+          </w:tblCellMar>
+        </w:tblPrEx>
         <w:tc>
           <w:tcPr>
             <w:tcW w:w="2000" w:type="dxa"/>
@@ -10973,6 +11615,12 @@
         </w:tc>
       </w:tr>
       <w:tr>
+        <w:tblPrEx>
+          <w:tblCellMar>
+            <w:top w:w="0" w:type="dxa"/>
+            <w:bottom w:w="0" w:type="dxa"/>
+          </w:tblCellMar>
+        </w:tblPrEx>
         <w:tc>
           <w:tcPr>
             <w:tcW w:w="2000" w:type="dxa"/>
@@ -11097,6 +11745,12 @@
         </w:tc>
       </w:tr>
       <w:tr>
+        <w:tblPrEx>
+          <w:tblCellMar>
+            <w:top w:w="0" w:type="dxa"/>
+            <w:bottom w:w="0" w:type="dxa"/>
+          </w:tblCellMar>
+        </w:tblPrEx>
         <w:tc>
           <w:tcPr>
             <w:tcW w:w="2000" w:type="dxa"/>
@@ -11231,6 +11885,12 @@
         <w:gridCol w:w="9640"/>
       </w:tblGrid>
       <w:tr>
+        <w:tblPrEx>
+          <w:tblCellMar>
+            <w:top w:w="0" w:type="dxa"/>
+            <w:bottom w:w="0" w:type="dxa"/>
+          </w:tblCellMar>
+        </w:tblPrEx>
         <w:tc>
           <w:tcPr>
             <w:tcW w:w="9640" w:type="dxa"/>
@@ -11288,6 +11948,12 @@
         <w:gridCol w:w="4820"/>
       </w:tblGrid>
       <w:tr>
+        <w:tblPrEx>
+          <w:tblCellMar>
+            <w:top w:w="0" w:type="dxa"/>
+            <w:bottom w:w="0" w:type="dxa"/>
+          </w:tblCellMar>
+        </w:tblPrEx>
         <w:tc>
           <w:tcPr>
             <w:tcW w:w="4820" w:type="dxa"/>
@@ -11360,6 +12026,12 @@
         </w:tc>
       </w:tr>
       <w:tr>
+        <w:tblPrEx>
+          <w:tblCellMar>
+            <w:top w:w="0" w:type="dxa"/>
+            <w:bottom w:w="0" w:type="dxa"/>
+          </w:tblCellMar>
+        </w:tblPrEx>
         <w:tc>
           <w:tcPr>
             <w:tcW w:w="4820" w:type="dxa"/>
@@ -11501,6 +12173,12 @@
         </w:tc>
       </w:tr>
       <w:tr>
+        <w:tblPrEx>
+          <w:tblCellMar>
+            <w:top w:w="0" w:type="dxa"/>
+            <w:bottom w:w="0" w:type="dxa"/>
+          </w:tblCellMar>
+        </w:tblPrEx>
         <w:tc>
           <w:tcPr>
             <w:tcW w:w="9640" w:type="dxa"/>
@@ -11613,6 +12291,12 @@
       <w:gridCol w:w="9640"/>
     </w:tblGrid>
     <w:tr>
+      <w:tblPrEx>
+        <w:tblCellMar>
+          <w:top w:w="0" w:type="dxa"/>
+          <w:bottom w:w="0" w:type="dxa"/>
+        </w:tblCellMar>
+      </w:tblPrEx>
       <w:tc>
         <w:tcPr>
           <w:tcW w:w="9640" w:type="dxa"/>
@@ -11690,10 +12374,16 @@
       <w:tblLook w:val="04A0" w:firstRow="1" w:lastRow="0" w:firstColumn="1" w:lastColumn="0" w:noHBand="0" w:noVBand="1"/>
     </w:tblPr>
     <w:tblGrid>
-      <w:gridCol w:w="2376"/>
-      <w:gridCol w:w="7264"/>
+      <w:gridCol w:w="2000"/>
+      <w:gridCol w:w="7640"/>
     </w:tblGrid>
     <w:tr>
+      <w:tblPrEx>
+        <w:tblCellMar>
+          <w:top w:w="0" w:type="dxa"/>
+          <w:bottom w:w="0" w:type="dxa"/>
+        </w:tblCellMar>
+      </w:tblPrEx>
       <w:tc>
         <w:tcPr>
           <w:tcW w:w="2000" w:type="dxa"/>
@@ -11713,58 +12403,29 @@
           <w:vAlign w:val="center"/>
         </w:tcPr>
         <w:p>
+          <w:proofErr w:type="gramStart"/>
           <w:r>
             <w:rPr>
-              <w:noProof/>
+              <w:rFonts w:ascii="Arial" w:eastAsia="Arial" w:hAnsi="Arial" w:cs="Arial"/>
+              <w:i/>
+              <w:iCs/>
+              <w:color w:val="AAAAAA"/>
+              <w:sz w:val="16"/>
+              <w:szCs w:val="16"/>
             </w:rPr>
-            <w:drawing>
-              <wp:inline distT="0" distB="0" distL="0" distR="0" wp14:anchorId="1E862264" wp14:editId="1AE20ED4">
-                <wp:extent cx="1432560" cy="1023620"/>
-                <wp:effectExtent l="0" t="0" r="0" b="5080"/>
-                <wp:docPr id="1780031511" name="Image 1"/>
-                <wp:cNvGraphicFramePr>
-                  <a:graphicFrameLocks xmlns:a="http://schemas.openxmlformats.org/drawingml/2006/main" noChangeAspect="1"/>
-                </wp:cNvGraphicFramePr>
-                <a:graphic xmlns:a="http://schemas.openxmlformats.org/drawingml/2006/main">
-                  <a:graphicData uri="http://schemas.openxmlformats.org/drawingml/2006/picture">
-                    <pic:pic xmlns:pic="http://schemas.openxmlformats.org/drawingml/2006/picture">
-                      <pic:nvPicPr>
-                        <pic:cNvPr id="1780031511" name="Image 1"/>
-                        <pic:cNvPicPr>
-                          <a:picLocks noChangeAspect="1"/>
-                        </pic:cNvPicPr>
-                      </pic:nvPicPr>
-                      <pic:blipFill>
-                        <a:blip r:embed="rId1">
-                          <a:extLst>
-                            <a:ext uri="{28A0092B-C50C-407E-A947-70E740481C1C}">
-                              <a14:useLocalDpi xmlns:a14="http://schemas.microsoft.com/office/drawing/2010/main" val="0"/>
-                            </a:ext>
-                          </a:extLst>
-                        </a:blip>
-                        <a:srcRect/>
-                        <a:stretch>
-                          <a:fillRect/>
-                        </a:stretch>
-                      </pic:blipFill>
-                      <pic:spPr bwMode="auto">
-                        <a:xfrm>
-                          <a:off x="0" y="0"/>
-                          <a:ext cx="1432560" cy="1023620"/>
-                        </a:xfrm>
-                        <a:prstGeom prst="rect">
-                          <a:avLst/>
-                        </a:prstGeom>
-                        <a:noFill/>
-                        <a:ln>
-                          <a:noFill/>
-                        </a:ln>
-                      </pic:spPr>
-                    </pic:pic>
-                  </a:graphicData>
-                </a:graphic>
-              </wp:inline>
-            </w:drawing>
+            <w:t>[ LOGO</w:t>
+          </w:r>
+          <w:proofErr w:type="gramEnd"/>
+          <w:r>
+            <w:rPr>
+              <w:rFonts w:ascii="Arial" w:eastAsia="Arial" w:hAnsi="Arial" w:cs="Arial"/>
+              <w:i/>
+              <w:iCs/>
+              <w:color w:val="AAAAAA"/>
+              <w:sz w:val="16"/>
+              <w:szCs w:val="16"/>
+            </w:rPr>
+            <w:t xml:space="preserve"> ]</w:t>
           </w:r>
         </w:p>
       </w:tc>
@@ -12491,48 +13152,6 @@
       <w:szCs w:val="20"/>
     </w:rPr>
   </w:style>
-  <w:style w:type="paragraph" w:styleId="En-tte">
-    <w:name w:val="header"/>
-    <w:basedOn w:val="Normal"/>
-    <w:link w:val="En-tteCar"/>
-    <w:uiPriority w:val="99"/>
-    <w:unhideWhenUsed/>
-    <w:rsid w:val="004C0DCB"/>
-    <w:pPr>
-      <w:tabs>
-        <w:tab w:val="center" w:pos="4536"/>
-        <w:tab w:val="right" w:pos="9072"/>
-      </w:tabs>
-    </w:pPr>
-  </w:style>
-  <w:style w:type="character" w:customStyle="1" w:styleId="En-tteCar">
-    <w:name w:val="En-tête Car"/>
-    <w:basedOn w:val="Policepardfaut"/>
-    <w:link w:val="En-tte"/>
-    <w:uiPriority w:val="99"/>
-    <w:rsid w:val="004C0DCB"/>
-  </w:style>
-  <w:style w:type="paragraph" w:styleId="Pieddepage">
-    <w:name w:val="footer"/>
-    <w:basedOn w:val="Normal"/>
-    <w:link w:val="PieddepageCar"/>
-    <w:uiPriority w:val="99"/>
-    <w:unhideWhenUsed/>
-    <w:rsid w:val="004C0DCB"/>
-    <w:pPr>
-      <w:tabs>
-        <w:tab w:val="center" w:pos="4536"/>
-        <w:tab w:val="right" w:pos="9072"/>
-      </w:tabs>
-    </w:pPr>
-  </w:style>
-  <w:style w:type="character" w:customStyle="1" w:styleId="PieddepageCar">
-    <w:name w:val="Pied de page Car"/>
-    <w:basedOn w:val="Policepardfaut"/>
-    <w:link w:val="Pieddepage"/>
-    <w:uiPriority w:val="99"/>
-    <w:rsid w:val="004C0DCB"/>
-  </w:style>
 </w:styles>
 </file>
 

--- a/Fiche_IC_Vierge_CSPS17_v15.docx
+++ b/Fiche_IC_Vierge_CSPS17_v15.docx
@@ -345,7 +345,7 @@
                 <w:sz w:val="16"/>
                 <w:szCs w:val="16"/>
               </w:rPr>
-              <w:t>Désignation / Adresse :</w:t>
+              <w:t>Désignation / Adresse : {{chantier_nom}} — {{chantier_adresse}}</w:t>
             </w:r>
           </w:p>
           <w:p/>
@@ -359,7 +359,7 @@
                 <w:sz w:val="16"/>
                 <w:szCs w:val="16"/>
               </w:rPr>
-              <w:t>Nature des travaux :</w:t>
+              <w:t>Nature des travaux : {{chantier_nature}}</w:t>
             </w:r>
           </w:p>
           <w:p/>
@@ -373,7 +373,7 @@
                 <w:sz w:val="16"/>
                 <w:szCs w:val="16"/>
               </w:rPr>
-              <w:t>Réf. PGC SPS :</w:t>
+              <w:t>Réf. PGC SPS : {{num_affaire}}</w:t>
             </w:r>
           </w:p>
         </w:tc>

--- a/Fiche_IC_Vierge_CSPS17_v15.docx
+++ b/Fiche_IC_Vierge_CSPS17_v15.docx
@@ -11400,7 +11400,8 @@
                 <w:sz w:val="16"/>
                 <w:szCs w:val="16"/>
               </w:rPr>
-              <w:t>Signature :</w:t>
+              <w:t>Signature :
+{{sig_csps}}</w:t>
             </w:r>
           </w:p>
           <w:p/>
